--- a/app/assets/hourly/form28_appendix.docx
+++ b/app/assets/hourly/form28_appendix.docx
@@ -149,9 +149,9 @@
         <w:gridCol w:w="1367"/>
         <w:gridCol w:w="1115"/>
         <w:gridCol w:w="1463"/>
-        <w:gridCol w:w="1624"/>
+        <w:gridCol w:w="1954"/>
         <w:gridCol w:w="1942"/>
-        <w:gridCol w:w="7363"/>
+        <w:gridCol w:w="7033"/>
       </w:tblGrid>
       <w:tr>
         <w:trPr>
@@ -232,7 +232,7 @@
         </w:tc>
         <w:tc>
           <w:tcPr>
-            <w:tcW w:w="1624" w:type="dxa"/>
+            <w:tcW w:w="1954" w:type="dxa"/>
             <w:vAlign w:val="center"/>
           </w:tcPr>
           <w:p>
@@ -276,7 +276,7 @@
         </w:tc>
         <w:tc>
           <w:tcPr>
-            <w:tcW w:w="7363" w:type="dxa"/>
+            <w:tcW w:w="7033" w:type="dxa"/>
             <w:vAlign w:val="center"/>
           </w:tcPr>
           <w:p>
@@ -388,7 +388,7 @@
         </w:tc>
         <w:tc>
           <w:tcPr>
-            <w:tcW w:w="1624" w:type="dxa"/>
+            <w:tcW w:w="1954" w:type="dxa"/>
             <w:vAlign w:val="center"/>
           </w:tcPr>
           <w:p>
@@ -432,7 +432,7 @@
         </w:tc>
         <w:tc>
           <w:tcPr>
-            <w:tcW w:w="7363" w:type="dxa"/>
+            <w:tcW w:w="7033" w:type="dxa"/>
             <w:vAlign w:val="center"/>
           </w:tcPr>
           <w:p>
@@ -532,7 +532,7 @@
         </w:tc>
         <w:tc>
           <w:tcPr>
-            <w:tcW w:w="1624" w:type="dxa"/>
+            <w:tcW w:w="1954" w:type="dxa"/>
             <w:vAlign w:val="center"/>
           </w:tcPr>
           <w:p>
@@ -580,7 +580,7 @@
         </w:tc>
         <w:tc>
           <w:tcPr>
-            <w:tcW w:w="7363" w:type="dxa"/>
+            <w:tcW w:w="7033" w:type="dxa"/>
             <w:vAlign w:val="center"/>
           </w:tcPr>
           <w:p>
